--- a/pr-preview/pr-267/chapters/citations-evidence.docx
+++ b/pr-preview/pr-267/chapters/citations-evidence.docx
@@ -15,7 +15,7 @@
         <w:pStyle w:val="Date"/>
       </w:pPr>
       <w:r>
-        <w:t xml:space="preserve">Last modified: 2026-10-18 00:51:36 (PDT)</w:t>
+        <w:t xml:space="preserve">Last modified: 2026-10-18 01:00:35 (PDT)</w:t>
       </w:r>
     </w:p>
     <w:p>

--- a/pr-preview/pr-267/chapters/citations-evidence.docx
+++ b/pr-preview/pr-267/chapters/citations-evidence.docx
@@ -15,7 +15,7 @@
         <w:pStyle w:val="Date"/>
       </w:pPr>
       <w:r>
-        <w:t xml:space="preserve">Last modified: 2026-10-18 01:00:35 (PDT)</w:t>
+        <w:t xml:space="preserve">Last modified: 2026-10-18 11:12:00 (PDT)</w:t>
       </w:r>
     </w:p>
     <w:p>
@@ -3147,6 +3147,60 @@
       </w:r>
       <w:r>
         <w:t xml:space="preserve">when the author is the subject of the sentence.</w:t>
+      </w:r>
+      <w:r>
+        <w:t xml:space="preserve"> </w:t>
+      </w:r>
+      <w:r>
+        <w:t xml:space="preserve">Never start a sentence or a list item with a bare</w:t>
+      </w:r>
+      <w:r>
+        <w:t xml:space="preserve"> </w:t>
+      </w:r>
+      <w:r>
+        <w:rPr>
+          <w:rStyle w:val="VerbatimChar"/>
+        </w:rPr>
+        <w:t xml:space="preserve">@key</w:t>
+      </w:r>
+      <w:r>
+        <w:t xml:space="preserve"> </w:t>
+      </w:r>
+      <w:r>
+        <w:t xml:space="preserve">unless the author is its subject.</w:t>
+      </w:r>
+      <w:r>
+        <w:t xml:space="preserve"> </w:t>
+      </w:r>
+      <w:r>
+        <w:t xml:space="preserve">The author list becomes the subject, so a list of such items prints the same author name, such as</w:t>
+      </w:r>
+      <w:r>
+        <w:t xml:space="preserve"> </w:t>
+      </w:r>
+      <w:r>
+        <w:t xml:space="preserve">“Wikipedia contributors [3]”</w:t>
+      </w:r>
+      <w:r>
+        <w:t xml:space="preserve">, again and again.</w:t>
+      </w:r>
+      <w:r>
+        <w:t xml:space="preserve"> </w:t>
+      </w:r>
+      <w:r>
+        <w:t xml:space="preserve">Write the description first, and end the sentence with the bracketed</w:t>
+      </w:r>
+      <w:r>
+        <w:t xml:space="preserve"> </w:t>
+      </w:r>
+      <w:r>
+        <w:rPr>
+          <w:rStyle w:val="VerbatimChar"/>
+        </w:rPr>
+        <w:t xml:space="preserve">[@key]</w:t>
+      </w:r>
+      <w:r>
+        <w:t xml:space="preserve">.</w:t>
       </w:r>
       <w:r>
         <w:t xml:space="preserve"> </w:t>
